--- a/data/drop/short-risk/美股短线反弹风险监控_2026-08-20.docx
+++ b/data/drop/short-risk/美股短线反弹风险监控_2026-08-20.docx
@@ -1007,7 +1007,7 @@
     </w:p>
     <w:p>
       <w:r>
-        <w:t>指标摘要：RSI6/RSI12=61.8/55.8；K/D/J=70.1/73.3/63.9；偏离MA20=13.89%；近5日涨幅=0.46%；量能=0.55倍。</w:t>
+        <w:t>指标摘要：RSI6/RSI12=61.7/55.5；K/D/J=70.1/73.3/63.9；偏离MA20=13.89%；近5日涨幅=0.46%；量能=0.55倍。</w:t>
       </w:r>
     </w:p>
     <w:p>
